--- a/demo/ob仓库/网销渠道退保功能需求规格说明书.docx
+++ b/demo/ob仓库/网销渠道退保功能需求规格说明书.docx
@@ -330,90 +330,60 @@
       </w:r>
     </w:p>
     <w:p>
+      <w:pPr>
+        <w:rPr>
+          <w:rFonts w:hint="eastAsia" w:eastAsia="宋体"/>
+          <w:lang w:eastAsia="zh-CN"/>
+        </w:rPr>
+      </w:pPr>
       <w:r>
         <w:br w:type="textWrapping"/>
       </w:r>
       <w:r>
-        <w:t>```mermaid</w:t>
+        <w:rPr>
+          <w:rFonts w:hint="eastAsia" w:eastAsia="宋体"/>
+          <w:lang w:eastAsia="zh-CN"/>
+        </w:rPr>
+        <w:drawing>
+          <wp:inline distT="0" distB="0" distL="114300" distR="114300">
+            <wp:extent cx="2119630" cy="5344795"/>
+            <wp:effectExtent l="0" t="0" r="13970" b="8255"/>
+            <wp:docPr id="1" name="图片 1" descr="流程图"/>
+            <wp:cNvGraphicFramePr>
+              <a:graphicFrameLocks xmlns:a="http://schemas.openxmlformats.org/drawingml/2006/main" noChangeAspect="1"/>
+            </wp:cNvGraphicFramePr>
+            <a:graphic xmlns:a="http://schemas.openxmlformats.org/drawingml/2006/main">
+              <a:graphicData uri="http://schemas.openxmlformats.org/drawingml/2006/picture">
+                <pic:pic xmlns:pic="http://schemas.openxmlformats.org/drawingml/2006/picture">
+                  <pic:nvPicPr>
+                    <pic:cNvPr id="1" name="图片 1" descr="流程图"/>
+                    <pic:cNvPicPr>
+                      <a:picLocks noChangeAspect="1"/>
+                    </pic:cNvPicPr>
+                  </pic:nvPicPr>
+                  <pic:blipFill>
+                    <a:blip r:embed="rId6"/>
+                    <a:stretch>
+                      <a:fillRect/>
+                    </a:stretch>
+                  </pic:blipFill>
+                  <pic:spPr>
+                    <a:xfrm>
+                      <a:off x="0" y="0"/>
+                      <a:ext cx="2119630" cy="5344795"/>
+                    </a:xfrm>
+                    <a:prstGeom prst="rect">
+                      <a:avLst/>
+                    </a:prstGeom>
+                  </pic:spPr>
+                </pic:pic>
+              </a:graphicData>
+            </a:graphic>
+          </wp:inline>
+        </w:drawing>
       </w:r>
-      <w:r>
-        <w:br w:type="textWrapping"/>
-      </w:r>
-      <w:r>
-        <w:t>flowchart TD</w:t>
-      </w:r>
-      <w:r>
-        <w:br w:type="textWrapping"/>
-      </w:r>
-      <w:r>
-        <w:t xml:space="preserve">    A[投保人发起退保申请] --&gt; B{保单状态校验}</w:t>
-      </w:r>
-      <w:r>
-        <w:br w:type="textWrapping"/>
-      </w:r>
-      <w:r>
-        <w:t xml:space="preserve">    B --&gt;|有效| C{是否在犹豫期内}</w:t>
-      </w:r>
-      <w:r>
-        <w:br w:type="textWrapping"/>
-      </w:r>
-      <w:r>
-        <w:t xml:space="preserve">    B --&gt;|中止/终止| D[提示不可退保]</w:t>
-      </w:r>
-      <w:r>
-        <w:br w:type="textWrapping"/>
-      </w:r>
-      <w:r>
-        <w:t xml:space="preserve">    C --&gt;|是| E[按犹豫期退保计算]</w:t>
-      </w:r>
-      <w:r>
-        <w:br w:type="textWrapping"/>
-      </w:r>
-      <w:r>
-        <w:t xml:space="preserve">    C --&gt;|否| F[按正常退保计算]</w:t>
-      </w:r>
-      <w:r>
-        <w:br w:type="textWrapping"/>
-      </w:r>
-      <w:r>
-        <w:t xml:space="preserve">    E --&gt; G[退费金额确认]</w:t>
-      </w:r>
-      <w:r>
-        <w:br w:type="textWrapping"/>
-      </w:r>
-      <w:r>
-        <w:t xml:space="preserve">    F --&gt; G</w:t>
-      </w:r>
-      <w:r>
-        <w:br w:type="textWrapping"/>
-      </w:r>
-      <w:r>
-        <w:t xml:space="preserve">    G --&gt; H[投保人确认退保]</w:t>
-      </w:r>
-      <w:r>
-        <w:br w:type="textWrapping"/>
-      </w:r>
-      <w:r>
-        <w:t xml:space="preserve">    H --&gt; I[调用收付微服务执行退费]</w:t>
-      </w:r>
-      <w:r>
-        <w:br w:type="textWrapping"/>
-      </w:r>
-      <w:r>
-        <w:t xml:space="preserve">    I --&gt; J[更新保单状态为终止]</w:t>
-      </w:r>
-      <w:r>
-        <w:br w:type="textWrapping"/>
-      </w:r>
-      <w:r>
-        <w:t xml:space="preserve">    J --&gt; K[发送退保确认通知]</w:t>
-      </w:r>
-      <w:r>
-        <w:br w:type="textWrapping"/>
-      </w:r>
-      <w:r>
-        <w:t>```</w:t>
-      </w:r>
+      <w:bookmarkStart w:id="0" w:name="_GoBack"/>
+      <w:bookmarkEnd w:id="0"/>
     </w:p>
     <w:p>
       <w:pPr>
@@ -2033,21 +2003,20 @@
           <w:lang w:eastAsia="zh-CN"/>
         </w:rPr>
         <w:object>
-          <v:shape id="_x0000_i1027" o:spt="75" type="#_x0000_t75" style="height:66pt;width:72.75pt;" o:ole="t" filled="f" o:preferrelative="t" stroked="f" coordsize="21600,21600">
+          <v:shape id="_x0000_i1025" o:spt="75" type="#_x0000_t75" style="height:66pt;width:72.75pt;" o:ole="t" filled="f" o:preferrelative="t" stroked="f" coordsize="21600,21600">
+            <v:path/>
             <v:fill on="f" focussize="0,0"/>
             <v:stroke on="f"/>
-            <v:imagedata r:id="rId7" o:title=""/>
+            <v:imagedata r:id="rId8" o:title=""/>
             <o:lock v:ext="edit" aspectratio="t"/>
             <w10:wrap type="none"/>
             <w10:anchorlock/>
           </v:shape>
-          <o:OLEObject Type="Embed" ProgID="Word.Document.12" ShapeID="_x0000_i1027" DrawAspect="Icon" ObjectID="_1468075725" r:id="rId6">
+          <o:OLEObject Type="Embed" ProgID="Word.Document.12" ShapeID="_x0000_i1025" DrawAspect="Icon" ObjectID="_1468075725" r:id="rId7">
             <o:LockedField>false</o:LockedField>
           </o:OLEObject>
         </w:object>
       </w:r>
-      <w:bookmarkStart w:id="0" w:name="_GoBack"/>
-      <w:bookmarkEnd w:id="0"/>
     </w:p>
     <w:p/>
     <w:p>
@@ -2068,15 +2037,16 @@
           <w:lang w:eastAsia="zh-CN"/>
         </w:rPr>
         <w:object>
-          <v:shape id="_x0000_i1025" o:spt="75" type="#_x0000_t75" style="height:66pt;width:72.75pt;" o:ole="t" filled="f" o:preferrelative="t" stroked="f" coordsize="21600,21600">
+          <v:shape id="_x0000_i1026" o:spt="75" type="#_x0000_t75" style="height:66pt;width:72.75pt;" o:ole="t" filled="f" o:preferrelative="t" stroked="f" coordsize="21600,21600">
+            <v:path/>
             <v:fill on="f" focussize="0,0"/>
             <v:stroke on="f"/>
-            <v:imagedata r:id="rId9" o:title=""/>
+            <v:imagedata r:id="rId10" o:title=""/>
             <o:lock v:ext="edit" aspectratio="t"/>
             <w10:wrap type="none"/>
             <w10:anchorlock/>
           </v:shape>
-          <o:OLEObject Type="Embed" ProgID="Excel.Sheet.12" ShapeID="_x0000_i1025" DrawAspect="Icon" ObjectID="_1468075726" r:id="rId8">
+          <o:OLEObject Type="Embed" ProgID="Excel.Sheet.12" ShapeID="_x0000_i1026" DrawAspect="Icon" ObjectID="_1468075726" r:id="rId9">
             <o:LockedField>false</o:LockedField>
           </o:OLEObject>
         </w:object>
@@ -2100,15 +2070,16 @@
           <w:lang w:eastAsia="zh-CN"/>
         </w:rPr>
         <w:object>
-          <v:shape id="_x0000_i1026" o:spt="75" type="#_x0000_t75" style="height:66pt;width:72.75pt;" o:ole="t" filled="f" o:preferrelative="t" stroked="f" coordsize="21600,21600">
+          <v:shape id="_x0000_i1027" o:spt="75" type="#_x0000_t75" style="height:66pt;width:72.75pt;" o:ole="t" filled="f" o:preferrelative="t" stroked="f" coordsize="21600,21600">
+            <v:path/>
             <v:fill on="f" focussize="0,0"/>
             <v:stroke on="f"/>
-            <v:imagedata r:id="rId11" o:title=""/>
+            <v:imagedata r:id="rId12" o:title=""/>
             <o:lock v:ext="edit" aspectratio="t"/>
             <w10:wrap type="none"/>
             <w10:anchorlock/>
           </v:shape>
-          <o:OLEObject Type="Embed" ProgID="Word.Document.12" ShapeID="_x0000_i1026" DrawAspect="Icon" ObjectID="_1468075727" r:id="rId10">
+          <o:OLEObject Type="Embed" ProgID="Word.Document.12" ShapeID="_x0000_i1027" DrawAspect="Icon" ObjectID="_1468075727" r:id="rId11">
             <o:LockedField>false</o:LockedField>
           </o:OLEObject>
         </w:object>
@@ -2357,7 +2328,7 @@
     <w:lsdException w:uiPriority="99" w:name="footnote text"/>
     <w:lsdException w:uiPriority="99" w:name="annotation text"/>
     <w:lsdException w:uiPriority="99" w:semiHidden="0" w:name="header"/>
-    <w:lsdException w:uiPriority="99" w:semiHidden="0" w:name="footer"/>
+    <w:lsdException w:qFormat="1" w:uiPriority="99" w:semiHidden="0" w:name="footer"/>
     <w:lsdException w:uiPriority="99" w:name="index heading"/>
     <w:lsdException w:qFormat="1" w:uiPriority="35" w:name="caption"/>
     <w:lsdException w:uiPriority="99" w:name="table of figures"/>
@@ -2395,7 +2366,7 @@
     <w:lsdException w:uiPriority="99" w:name="Body Text Indent"/>
     <w:lsdException w:uiPriority="99" w:semiHidden="0" w:name="List Continue"/>
     <w:lsdException w:qFormat="1" w:uiPriority="99" w:semiHidden="0" w:name="List Continue 2"/>
-    <w:lsdException w:uiPriority="99" w:semiHidden="0" w:name="List Continue 3"/>
+    <w:lsdException w:qFormat="1" w:uiPriority="99" w:semiHidden="0" w:name="List Continue 3"/>
     <w:lsdException w:uiPriority="99" w:name="List Continue 4"/>
     <w:lsdException w:uiPriority="99" w:name="List Continue 5"/>
     <w:lsdException w:uiPriority="99" w:name="Message Header"/>
@@ -2473,10 +2444,10 @@
     <w:lsdException w:uiPriority="99" w:name="Table Web 2"/>
     <w:lsdException w:uiPriority="99" w:name="Table Web 3"/>
     <w:lsdException w:uiPriority="99" w:name="Balloon Text"/>
-    <w:lsdException w:unhideWhenUsed="0" w:uiPriority="59" w:semiHidden="0" w:name="Table Grid"/>
+    <w:lsdException w:qFormat="1" w:unhideWhenUsed="0" w:uiPriority="59" w:semiHidden="0" w:name="Table Grid"/>
     <w:lsdException w:uiPriority="99" w:name="Table Theme"/>
     <w:lsdException w:qFormat="1" w:unhideWhenUsed="0" w:uiPriority="1" w:semiHidden="0" w:name="No Spacing"/>
-    <w:lsdException w:unhideWhenUsed="0" w:uiPriority="60" w:semiHidden="0" w:name="Light Shading"/>
+    <w:lsdException w:qFormat="1" w:unhideWhenUsed="0" w:uiPriority="60" w:semiHidden="0" w:name="Light Shading"/>
     <w:lsdException w:unhideWhenUsed="0" w:uiPriority="61" w:semiHidden="0" w:name="Light List"/>
     <w:lsdException w:unhideWhenUsed="0" w:uiPriority="62" w:semiHidden="0" w:name="Light Grid"/>
     <w:lsdException w:unhideWhenUsed="0" w:uiPriority="63" w:semiHidden="0" w:name="Medium Shading 1"/>
@@ -2490,7 +2461,7 @@
     <w:lsdException w:unhideWhenUsed="0" w:uiPriority="71" w:semiHidden="0" w:name="Colorful Shading"/>
     <w:lsdException w:unhideWhenUsed="0" w:uiPriority="72" w:semiHidden="0" w:name="Colorful List"/>
     <w:lsdException w:unhideWhenUsed="0" w:uiPriority="73" w:semiHidden="0" w:name="Colorful Grid"/>
-    <w:lsdException w:unhideWhenUsed="0" w:uiPriority="60" w:semiHidden="0" w:name="Light Shading Accent 1"/>
+    <w:lsdException w:qFormat="1" w:unhideWhenUsed="0" w:uiPriority="60" w:semiHidden="0" w:name="Light Shading Accent 1"/>
     <w:lsdException w:unhideWhenUsed="0" w:uiPriority="61" w:semiHidden="0" w:name="Light List Accent 1"/>
     <w:lsdException w:unhideWhenUsed="0" w:uiPriority="62" w:semiHidden="0" w:name="Light Grid Accent 1"/>
     <w:lsdException w:unhideWhenUsed="0" w:uiPriority="63" w:semiHidden="0" w:name="Medium Shading 1 Accent 1"/>
@@ -2512,7 +2483,7 @@
     <w:lsdException w:unhideWhenUsed="0" w:uiPriority="62" w:semiHidden="0" w:name="Light Grid Accent 2"/>
     <w:lsdException w:unhideWhenUsed="0" w:uiPriority="63" w:semiHidden="0" w:name="Medium Shading 1 Accent 2"/>
     <w:lsdException w:unhideWhenUsed="0" w:uiPriority="64" w:semiHidden="0" w:name="Medium Shading 2 Accent 2"/>
-    <w:lsdException w:unhideWhenUsed="0" w:uiPriority="65" w:semiHidden="0" w:name="Medium List 1 Accent 2"/>
+    <w:lsdException w:qFormat="1" w:unhideWhenUsed="0" w:uiPriority="65" w:semiHidden="0" w:name="Medium List 1 Accent 2"/>
     <w:lsdException w:unhideWhenUsed="0" w:uiPriority="66" w:semiHidden="0" w:name="Medium List 2 Accent 2"/>
     <w:lsdException w:unhideWhenUsed="0" w:uiPriority="67" w:semiHidden="0" w:name="Medium Grid 1 Accent 2"/>
     <w:lsdException w:unhideWhenUsed="0" w:uiPriority="68" w:semiHidden="0" w:name="Medium Grid 2 Accent 2"/>
@@ -2526,7 +2497,7 @@
     <w:lsdException w:unhideWhenUsed="0" w:uiPriority="62" w:semiHidden="0" w:name="Light Grid Accent 3"/>
     <w:lsdException w:unhideWhenUsed="0" w:uiPriority="63" w:semiHidden="0" w:name="Medium Shading 1 Accent 3"/>
     <w:lsdException w:unhideWhenUsed="0" w:uiPriority="64" w:semiHidden="0" w:name="Medium Shading 2 Accent 3"/>
-    <w:lsdException w:unhideWhenUsed="0" w:uiPriority="65" w:semiHidden="0" w:name="Medium List 1 Accent 3"/>
+    <w:lsdException w:qFormat="1" w:unhideWhenUsed="0" w:uiPriority="65" w:semiHidden="0" w:name="Medium List 1 Accent 3"/>
     <w:lsdException w:unhideWhenUsed="0" w:uiPriority="66" w:semiHidden="0" w:name="Medium List 2 Accent 3"/>
     <w:lsdException w:unhideWhenUsed="0" w:uiPriority="67" w:semiHidden="0" w:name="Medium Grid 1 Accent 3"/>
     <w:lsdException w:unhideWhenUsed="0" w:uiPriority="68" w:semiHidden="0" w:name="Medium Grid 2 Accent 3"/>
@@ -2567,7 +2538,7 @@
     <w:lsdException w:unhideWhenUsed="0" w:uiPriority="61" w:semiHidden="0" w:name="Light List Accent 6"/>
     <w:lsdException w:unhideWhenUsed="0" w:uiPriority="62" w:semiHidden="0" w:name="Light Grid Accent 6"/>
     <w:lsdException w:unhideWhenUsed="0" w:uiPriority="63" w:semiHidden="0" w:name="Medium Shading 1 Accent 6"/>
-    <w:lsdException w:unhideWhenUsed="0" w:uiPriority="64" w:semiHidden="0" w:name="Medium Shading 2 Accent 6"/>
+    <w:lsdException w:qFormat="1" w:unhideWhenUsed="0" w:uiPriority="64" w:semiHidden="0" w:name="Medium Shading 2 Accent 6"/>
     <w:lsdException w:unhideWhenUsed="0" w:uiPriority="65" w:semiHidden="0" w:name="Medium List 1 Accent 6"/>
     <w:lsdException w:unhideWhenUsed="0" w:uiPriority="66" w:semiHidden="0" w:name="Medium List 2 Accent 6"/>
     <w:lsdException w:unhideWhenUsed="0" w:uiPriority="67" w:semiHidden="0" w:name="Medium Grid 1 Accent 6"/>
@@ -3042,6 +3013,7 @@
     <w:basedOn w:val="1"/>
     <w:link w:val="136"/>
     <w:unhideWhenUsed/>
+    <w:qFormat/>
     <w:uiPriority w:val="99"/>
     <w:pPr>
       <w:tabs>
@@ -3125,6 +3097,7 @@
     <w:name w:val="List Continue 3"/>
     <w:basedOn w:val="1"/>
     <w:unhideWhenUsed/>
+    <w:qFormat/>
     <w:uiPriority w:val="99"/>
     <w:pPr>
       <w:spacing w:after="120"/>
@@ -3158,6 +3131,7 @@
   <w:style w:type="table" w:styleId="33">
     <w:name w:val="Table Grid"/>
     <w:basedOn w:val="32"/>
+    <w:qFormat/>
     <w:uiPriority w:val="59"/>
     <w:pPr>
       <w:spacing w:after="0" w:line="240" w:lineRule="auto"/>
@@ -3182,6 +3156,7 @@
   <w:style w:type="table" w:styleId="34">
     <w:name w:val="Light Shading"/>
     <w:basedOn w:val="32"/>
+    <w:qFormat/>
     <w:uiPriority w:val="60"/>
     <w:pPr>
       <w:spacing w:after="0" w:line="240" w:lineRule="auto"/>
@@ -3281,6 +3256,7 @@
   <w:style w:type="table" w:styleId="35">
     <w:name w:val="Light Shading Accent 1"/>
     <w:basedOn w:val="32"/>
+    <w:qFormat/>
     <w:uiPriority w:val="60"/>
     <w:pPr>
       <w:spacing w:after="0" w:line="240" w:lineRule="auto"/>
@@ -7147,6 +7123,7 @@
   <w:style w:type="table" w:styleId="68">
     <w:name w:val="Medium Shading 2 Accent 6"/>
     <w:basedOn w:val="32"/>
+    <w:qFormat/>
     <w:uiPriority w:val="64"/>
     <w:pPr>
       <w:spacing w:after="0" w:line="240" w:lineRule="auto"/>
@@ -7492,6 +7469,7 @@
   <w:style w:type="table" w:styleId="71">
     <w:name w:val="Medium List 1 Accent 2"/>
     <w:basedOn w:val="32"/>
+    <w:qFormat/>
     <w:uiPriority w:val="65"/>
     <w:pPr>
       <w:spacing w:after="0" w:line="240" w:lineRule="auto"/>
@@ -7582,6 +7560,7 @@
   <w:style w:type="table" w:styleId="72">
     <w:name w:val="Medium List 1 Accent 3"/>
     <w:basedOn w:val="32"/>
+    <w:qFormat/>
     <w:uiPriority w:val="65"/>
     <w:pPr>
       <w:spacing w:after="0" w:line="240" w:lineRule="auto"/>
